--- a/companies/calderwood-partners/Engagements/Hughes Group/Meeting Minutes 2016-07-27 - Hughes Group.docx
+++ b/companies/calderwood-partners/Engagements/Hughes Group/Meeting Minutes 2016-07-27 - Hughes Group.docx
@@ -7,12 +7,12 @@
         <w:pStyle w:val="Heading1"/>
       </w:pPr>
       <w:r>
-        <w:t>Working Session: Final Recommendations and Handover</w:t>
+        <w:t>Minutes of the Closing Working Session</w:t>
       </w:r>
     </w:p>
     <w:p>
       <w:r>
-        <w:t>Recorded by Matthew Parrish. Subject: sales effectiveness for Hughes Group, closing working session with the client.</w:t>
+        <w:t>The session settled the last open question before delivery: the quantified gap between the client's written discount policy and its actual practice is large enough to anchor the review's central recommendation, and the team will carry that finding into the final report rather than reopen it. What follows records who attended, what was discussed, and the actions that remain before the work is drawn together.</w:t>
       </w:r>
     </w:p>
     <w:p>
@@ -28,7 +28,7 @@
         <w:pStyle w:val="ListBullet"/>
       </w:pPr>
       <w:r>
-        <w:t>Jason Torres, Principal</w:t>
+        <w:t>Matthew Parrish, Research Associate, Calderwood Partners (minutes)</w:t>
       </w:r>
     </w:p>
     <w:p>
@@ -36,7 +36,7 @@
         <w:pStyle w:val="ListBullet"/>
       </w:pPr>
       <w:r>
-        <w:t>Nicole Griffin, Research Associate</w:t>
+        <w:t>Nicole Griffin, Research Associate, Calderwood Partners</w:t>
       </w:r>
     </w:p>
     <w:p>
@@ -44,7 +44,7 @@
         <w:pStyle w:val="ListBullet"/>
       </w:pPr>
       <w:r>
-        <w:t>Matthew Parrish, Research Associate</w:t>
+        <w:t>Jason Torres, Principal, Calderwood Partners</w:t>
       </w:r>
     </w:p>
     <w:p>
@@ -60,12 +60,22 @@
         <w:pStyle w:val="Heading2"/>
       </w:pPr>
       <w:r>
-        <w:t>The Recommendations as They Stand</w:t>
+        <w:t>Discussion</w:t>
       </w:r>
     </w:p>
     <w:p>
       <w:r>
-        <w:t>Jason Torres took the session through the final recommendations, which are firm on every point. The coverage model is recut to the opportunity, and the analysis behind the reallocation of the sales effort is complete and sourced; the accounts that were absorbing time out of proportion to their opportunity are named, and so are the segments the plan leaves uncovered. The pipeline recommendation names the qualified-to-proposal stage as the place to tighten the process, with the specific steps the field is skipping set out beside it and a tighter qualification test proposed ahead of that stage, since much of what stalls there was never well qualified to begin with. The discounting finding stands: realized discounts run heavier than the list terms and heavier than the deals required, and the recommendation points at the incentive plan as the cause, while noting that redesigning the plan sits outside this engagement. Linda Gallegos asked whether the coverage reallocation could be phased, so the field is not moved all at once. Jason Torres confirmed the implementation plan already stages it, the managers first and the territories after, with a check point between the two so a stage that is not landing can be corrected before the next one begins.</w:t>
+        <w:t>I opened with the quantified result, since it is the number the engagement has been building toward. With the delegation-of-authority schedule now reconciled against the transaction record, the discount given away outside the written policy proved both larger and more concentrated among a handful of accounts than the earlier weeks had suggested; I had held the figure provisional until the two outstanding comparables were confirmed, and, both now resting on a like basis, the benchmark set stands behind it. Nicole Griffin confirmed that every figure in the draft exhibits traces to a source in the shared file, so that your own people can rerun the analysis after we have gone.</w:t>
+      </w:r>
+    </w:p>
+    <w:p>
+      <w:r>
+        <w:t>Jason Torres set the finding in front of Linda Gallegos plainly: the sales organization is soundly built, but a meaningful share of its price is surrendered below the executive level without a recorded reason, and closing that gap is worth more to the business than any change to how the territories are drawn. Linda Gallegos did not dispute the read, and asked only that the final report separate clearly what the evidence establishes from what it merely indicates, so that her board is given findings and not impressions; the team agreed, and I noted for the record that the pipeline conclusion, which is thinner, will be marked as the weaker of the two.</w:t>
+      </w:r>
+    </w:p>
+    <w:p>
+      <w:r>
+        <w:t>One matter the earlier sessions had left open was settled here rather than carried forward. The team had weighed pressing the pipeline analysis deeper against spending the closing time on the write-up; with the discount finding now firm and the pipeline evidence unlikely to firm up further in the days remaining, we agreed to hold the pipeline read where it stands, mark its limits honestly in the report, and put the closing effort into the recommendation the client can actually act on.</w:t>
       </w:r>
     </w:p>
     <w:p>
@@ -73,33 +83,7 @@
         <w:pStyle w:val="Heading2"/>
       </w:pPr>
       <w:r>
-        <w:t>Client Comments</w:t>
-      </w:r>
-    </w:p>
-    <w:p>
-      <w:r>
-        <w:t>Linda Gallegos raised two points for the record. She asked that the discounting finding be stated plainly, since the company's leadership will act on it directly, and Matthew Parrish confirmed the report puts it in those terms. She also asked whether the coverage recommendation would hold if the regional managers pushed back on it; the opportunity map and the interviews behind it are complete, and it will carry that weight. No change to the recommendations came out of the discussion; what remains is production and handover.</w:t>
-      </w:r>
-    </w:p>
-    <w:p>
-      <w:pPr>
-        <w:pStyle w:val="Heading2"/>
-      </w:pPr>
-      <w:r>
-        <w:t>Data and Analysis Closed</w:t>
-      </w:r>
-    </w:p>
-    <w:p>
-      <w:r>
-        <w:t>The two items open at the last session, the deal-level win-loss detail and the territory assignments, are both in, and Matthew Parrish has folded them into the baseline; the stage win rates are final and no longer marked provisional, and the earlier records that were missing their discount field have been filled, so the realized-discount read now covers the full period. Nicole Griffin confirmed that the information-request log carries no open items on the client's side, and that every figure in the analysis now traces to a source in the file. The field interviews are complete, the managers and the representatives both, and their accounts are reconciled against the numbers. Nothing analytical is left open.</w:t>
-      </w:r>
-    </w:p>
-    <w:p>
-      <w:pPr>
-        <w:pStyle w:val="Heading2"/>
-      </w:pPr>
-      <w:r>
-        <w:t>Steps to Close</w:t>
+        <w:t>Action Items</w:t>
       </w:r>
     </w:p>
     <w:p>
@@ -107,7 +91,7 @@
         <w:pStyle w:val="ListBullet"/>
       </w:pPr>
       <w:r>
-        <w:t>Jason Torres finalizes the recommendation narrative and the implementation plan against the reviewed draft, carrying the phasing Linda Gallegos asked for.</w:t>
+        <w:t>1. Draft the integrated findings and circulate the exhibits for a final team review. Owner: Nicole Griffin. Due: within the week.</w:t>
       </w:r>
     </w:p>
     <w:p>
@@ -115,7 +99,7 @@
         <w:pStyle w:val="ListBullet"/>
       </w:pPr>
       <w:r>
-        <w:t>Matthew Parrish locks the exhibits and checks every figure back to its source before the report is issued, since a number that does not tie undermines the recommendation it supports.</w:t>
+        <w:t>2. Stress-test the two judgments the recommendation rests on, the size of the discount gap and the late-cycle pipeline loss, against the reconciled record. Owner: Matthew Parrish. Due: before delivery.</w:t>
       </w:r>
     </w:p>
     <w:p>
@@ -123,15 +107,12 @@
         <w:pStyle w:val="ListBullet"/>
       </w:pPr>
       <w:r>
-        <w:t>Nicole Griffin assembles the source appendix so that every recommendation traces to the analysis or the interview behind it, and confirms nothing cited is left unsupported.</w:t>
+        <w:t>3. Confirm the internal figures the report will cite, so that nothing is attributed to the client that the client has not seen. Owner: Linda Gallegos. Due: before delivery.</w:t>
       </w:r>
     </w:p>
     <w:p>
-      <w:pPr>
-        <w:pStyle w:val="ListBullet"/>
-      </w:pPr>
       <w:r>
-        <w:t>Linda Gallegos to confirm, on the client's side, who receives the final report and the implementation plan, and in what form, so distribution is settled before the report is ready to send.</w:t>
+        <w:t>The item that gates delivery is the first: the closing review and the final report are both built on the draft findings, and until they are circulated the last checks cannot begin. Once Nicole Griffin has sent them, I will run every exhibit back to its source one final time before anything leaves the firm under our name.</w:t>
       </w:r>
     </w:p>
     <w:sectPr>
